--- a/public/Rishabh_Raj_Resume.docx
+++ b/public/Rishabh_Raj_Resume.docx
@@ -73,6 +73,29 @@
       </w:r>
       <w:r>
         <w:t>https://www.linkedin.com/in/rishabh-raj-78236b18a/</w:t>
+      </w:r>
+    </w:p>
+    <w:p>
+      <w:pPr>
+        <w:pStyle w:val="BodyText"/>
+        <w:spacing w:before="180"/>
+        <w:ind w:left="0" w:right="97" w:firstLine="0"/>
+      </w:pPr>
+      <w:r>
+        <w:tab/>
+      </w:r>
+      <w:r>
+        <w:tab/>
+      </w:r>
+      <w:r>
+        <w:tab/>
+      </w:r>
+      <w:r>
+        <w:tab/>
+        <w:t xml:space="preserve">portfolio link - </w:t>
+      </w:r>
+      <w:r>
+        <w:t>https://my-portfolio-navy-six-97.vercel.app/</w:t>
       </w:r>
     </w:p>
     <w:p>
@@ -176,35 +199,7 @@
         <w:rPr>
           <w:rFonts w:asciiTheme="majorHAnsi" w:hAnsiTheme="majorHAnsi"/>
         </w:rPr>
-        <w:t xml:space="preserve">Generative AI Engineer with 3+ years of experience building LLM solutions across AI voice agents, RAG systems, </w:t>
-      </w:r>
-      <w:proofErr w:type="spellStart"/>
-      <w:r>
-        <w:rPr>
-          <w:rFonts w:asciiTheme="majorHAnsi" w:hAnsiTheme="majorHAnsi"/>
-        </w:rPr>
-        <w:t>chabots</w:t>
-      </w:r>
-      <w:proofErr w:type="spellEnd"/>
-      <w:r>
-        <w:rPr>
-          <w:rFonts w:asciiTheme="majorHAnsi" w:hAnsiTheme="majorHAnsi"/>
-        </w:rPr>
-        <w:t xml:space="preserve"> and structured automation. Skilled in prompt engineering, agentic workflows, and deploying production-grade applications using OpenAI, Gemini, </w:t>
-      </w:r>
-      <w:proofErr w:type="spellStart"/>
-      <w:r>
-        <w:rPr>
-          <w:rFonts w:asciiTheme="majorHAnsi" w:hAnsiTheme="majorHAnsi"/>
-        </w:rPr>
-        <w:t>Groq</w:t>
-      </w:r>
-      <w:proofErr w:type="spellEnd"/>
-      <w:r>
-        <w:rPr>
-          <w:rFonts w:asciiTheme="majorHAnsi" w:hAnsiTheme="majorHAnsi"/>
-        </w:rPr>
-        <w:t>, Python. Delivered projects including hospital voice automation, portfolio extractors and Healthcare chatbot.</w:t>
+        <w:t>Generative AI Engineer with 3+ years of experience building LLM solutions across AI voice agents, RAG systems, chabots and structured automation. Skilled in prompt engineering, agentic workflows, and deploying production-grade applications using OpenAI, Gemini, Groq, Python. Delivered projects including hospital voice automation, portfolio extractors and Healthcare chatbot.</w:t>
       </w:r>
     </w:p>
     <w:p>
@@ -515,23 +510,7 @@
           <w:sz w:val="20"/>
           <w:szCs w:val="20"/>
         </w:rPr>
-        <w:t xml:space="preserve">Built dynamic pickup item assembly logic: the agent detects whether the caller provides barcode or model name, and appends structured objects into </w:t>
-      </w:r>
-      <w:proofErr w:type="spellStart"/>
-      <w:r>
-        <w:rPr>
-          <w:sz w:val="20"/>
-          <w:szCs w:val="20"/>
-        </w:rPr>
-        <w:t>pickup_items_list</w:t>
-      </w:r>
-      <w:proofErr w:type="spellEnd"/>
-      <w:r>
-        <w:rPr>
-          <w:sz w:val="20"/>
-          <w:szCs w:val="20"/>
-        </w:rPr>
-        <w:t xml:space="preserve"> for API submission.</w:t>
+        <w:t>Built dynamic pickup item assembly logic: the agent detects whether the caller provides barcode or model name, and appends structured objects into pickup_items_list for API submission.</w:t>
       </w:r>
     </w:p>
     <w:p>
@@ -614,23 +593,7 @@
           <w:sz w:val="20"/>
           <w:szCs w:val="20"/>
         </w:rPr>
-        <w:t xml:space="preserve">Engineered time inference module: if caller says “ASAP”, agent calls </w:t>
-      </w:r>
-      <w:proofErr w:type="spellStart"/>
-      <w:r>
-        <w:rPr>
-          <w:sz w:val="20"/>
-          <w:szCs w:val="20"/>
-        </w:rPr>
-        <w:t>date_and_time</w:t>
-      </w:r>
-      <w:proofErr w:type="spellEnd"/>
-      <w:r>
-        <w:rPr>
-          <w:sz w:val="20"/>
-          <w:szCs w:val="20"/>
-        </w:rPr>
-        <w:t xml:space="preserve"> function; if caller says “tomorrow” or similar, agent requests specific date.</w:t>
+        <w:t>Engineered time inference module: if caller says “ASAP”, agent calls date_and_time function; if caller says “tomorrow” or similar, agent requests specific date.</w:t>
       </w:r>
     </w:p>
     <w:p>
@@ -655,23 +618,7 @@
           <w:sz w:val="20"/>
           <w:szCs w:val="20"/>
         </w:rPr>
-        <w:t xml:space="preserve">Ensured JSON schema compliance for </w:t>
-      </w:r>
-      <w:proofErr w:type="spellStart"/>
-      <w:r>
-        <w:rPr>
-          <w:sz w:val="20"/>
-          <w:szCs w:val="20"/>
-        </w:rPr>
-        <w:t>pickup_items</w:t>
-      </w:r>
-      <w:proofErr w:type="spellEnd"/>
-      <w:r>
-        <w:rPr>
-          <w:sz w:val="20"/>
-          <w:szCs w:val="20"/>
-        </w:rPr>
-        <w:t>, enabling seamless POST requests into backend systems.</w:t>
+        <w:t>Ensured JSON schema compliance for pickup_items, enabling seamless POST requests into backend systems.</w:t>
       </w:r>
     </w:p>
     <w:p>
@@ -807,25 +754,7 @@
           <w:sz w:val="20"/>
           <w:szCs w:val="20"/>
         </w:rPr>
-        <w:t xml:space="preserve">Developed a FHIR-compliant healthcare chatbot using Azure AI Foundry with prompt-based orchestration and custom tool integrations via </w:t>
-      </w:r>
-      <w:proofErr w:type="spellStart"/>
-      <w:r>
-        <w:rPr>
-          <w:rFonts w:asciiTheme="majorHAnsi" w:hAnsiTheme="majorHAnsi" w:cs="Times New Roman"/>
-          <w:sz w:val="20"/>
-          <w:szCs w:val="20"/>
-        </w:rPr>
-        <w:t>OpenAPI</w:t>
-      </w:r>
-      <w:proofErr w:type="spellEnd"/>
-      <w:r>
-        <w:rPr>
-          <w:rFonts w:asciiTheme="majorHAnsi" w:hAnsiTheme="majorHAnsi" w:cs="Times New Roman"/>
-          <w:sz w:val="20"/>
-          <w:szCs w:val="20"/>
-        </w:rPr>
-        <w:t xml:space="preserve"> 3.0 function schemas, enabling real-time access to patient clinical data.</w:t>
+        <w:t>Developed a FHIR-compliant healthcare chatbot using Azure AI Foundry with prompt-based orchestration and custom tool integrations via OpenAPI 3.0 function schemas, enabling real-time access to patient clinical data.</w:t>
       </w:r>
     </w:p>
     <w:p>
@@ -838,23 +767,20 @@
         </w:numPr>
         <w:autoSpaceDE/>
         <w:autoSpaceDN/>
-        <w:spacing w:before="0" w:after="200" w:line="276" w:lineRule="auto"/>
-        <w:ind w:right="569"/>
-        <w:contextualSpacing/>
-        <w:jc w:val="both"/>
-        <w:rPr>
-          <w:rFonts w:asciiTheme="majorHAnsi" w:hAnsiTheme="majorHAnsi" w:cs="Times New Roman"/>
+        <w:spacing w:before="100" w:beforeAutospacing="1" w:after="100" w:afterAutospacing="1"/>
+        <w:rPr>
+          <w:rFonts w:asciiTheme="majorHAnsi" w:eastAsia="Times New Roman" w:hAnsiTheme="majorHAnsi" w:cs="Times New Roman"/>
           <w:sz w:val="20"/>
           <w:szCs w:val="20"/>
         </w:rPr>
       </w:pPr>
       <w:r>
         <w:rPr>
-          <w:rFonts w:asciiTheme="majorHAnsi" w:hAnsiTheme="majorHAnsi" w:cs="Times New Roman"/>
+          <w:rFonts w:asciiTheme="majorHAnsi" w:eastAsia="Times New Roman" w:hAnsiTheme="majorHAnsi" w:cs="Times New Roman"/>
           <w:sz w:val="20"/>
           <w:szCs w:val="20"/>
         </w:rPr>
-        <w:t>Implemented secure backend APIs using Node.js, Express, and JavaScript to handle healthcare workflows including Patient Search, Encounter, Observation, Medication, Procedure, and Condition retrieval.</w:t>
+        <w:t>Built an agentic AI chatbot using OpenAI function calling that autonomously queries FHIR R4 APIs to retrieve patient conditions, medications, lab results, and encounters via natural language</w:t>
       </w:r>
     </w:p>
     <w:p>
@@ -867,68 +793,20 @@
         </w:numPr>
         <w:autoSpaceDE/>
         <w:autoSpaceDN/>
-        <w:spacing w:before="0" w:after="200" w:line="276" w:lineRule="auto"/>
-        <w:ind w:right="569"/>
-        <w:contextualSpacing/>
-        <w:jc w:val="both"/>
-        <w:rPr>
-          <w:rFonts w:asciiTheme="majorHAnsi" w:hAnsiTheme="majorHAnsi" w:cs="Times New Roman"/>
+        <w:spacing w:before="100" w:beforeAutospacing="1" w:after="100" w:afterAutospacing="1"/>
+        <w:rPr>
+          <w:rFonts w:asciiTheme="majorHAnsi" w:eastAsia="Times New Roman" w:hAnsiTheme="majorHAnsi" w:cs="Times New Roman"/>
           <w:sz w:val="20"/>
           <w:szCs w:val="20"/>
         </w:rPr>
       </w:pPr>
       <w:r>
         <w:rPr>
-          <w:rFonts w:asciiTheme="majorHAnsi" w:hAnsiTheme="majorHAnsi" w:cs="Times New Roman"/>
+          <w:rFonts w:asciiTheme="majorHAnsi" w:eastAsia="Times New Roman" w:hAnsiTheme="majorHAnsi" w:cs="Times New Roman"/>
           <w:sz w:val="20"/>
           <w:szCs w:val="20"/>
         </w:rPr>
-        <w:t>Integrated chatbot with external healthcare systems using FHIR REST APIs and Bearer Token authentication, ensuring secure and standards-compliant data access.</w:t>
-      </w:r>
-    </w:p>
-    <w:p>
-      <w:pPr>
-        <w:pStyle w:val="ListParagraph"/>
-        <w:numPr>
-          <w:ilvl w:val="0"/>
-          <w:numId w:val="1"/>
-        </w:numPr>
-        <w:tabs>
-          <w:tab w:val="left" w:pos="518"/>
-        </w:tabs>
-        <w:ind w:left="518" w:hanging="191"/>
-        <w:rPr>
-          <w:rFonts w:asciiTheme="majorHAnsi" w:hAnsiTheme="majorHAnsi"/>
-          <w:b/>
-          <w:sz w:val="20"/>
-          <w:szCs w:val="20"/>
-        </w:rPr>
-      </w:pPr>
-      <w:r>
-        <w:rPr>
-          <w:rFonts w:asciiTheme="majorHAnsi" w:hAnsiTheme="majorHAnsi"/>
-          <w:sz w:val="20"/>
-          <w:szCs w:val="20"/>
-        </w:rPr>
-        <w:t xml:space="preserve">Engineered time inference module: if caller says “ASAP”, agent calls </w:t>
-      </w:r>
-      <w:proofErr w:type="spellStart"/>
-      <w:r>
-        <w:rPr>
-          <w:rFonts w:asciiTheme="majorHAnsi" w:hAnsiTheme="majorHAnsi"/>
-          <w:sz w:val="20"/>
-          <w:szCs w:val="20"/>
-        </w:rPr>
-        <w:t>date_and_time</w:t>
-      </w:r>
-      <w:proofErr w:type="spellEnd"/>
-      <w:r>
-        <w:rPr>
-          <w:rFonts w:asciiTheme="majorHAnsi" w:hAnsiTheme="majorHAnsi"/>
-          <w:sz w:val="20"/>
-          <w:szCs w:val="20"/>
-        </w:rPr>
-        <w:t xml:space="preserve"> function; if caller says “tomorrow” or similar, agent requests specific date.</w:t>
+        <w:t>Integrated 6 FHIR R4 endpoints with Bearer token auth and embedded 1,000+ ICD-9, LOINC, and CPT codes for accurate, code-based clinical data retrieval</w:t>
       </w:r>
     </w:p>
     <w:p>
@@ -941,33 +819,47 @@
         </w:numPr>
         <w:autoSpaceDE/>
         <w:autoSpaceDN/>
-        <w:spacing w:before="0" w:after="200" w:line="276" w:lineRule="auto"/>
-        <w:ind w:right="569"/>
-        <w:contextualSpacing/>
-        <w:jc w:val="both"/>
-        <w:rPr>
-          <w:rFonts w:asciiTheme="majorHAnsi" w:hAnsiTheme="majorHAnsi" w:cs="Times New Roman"/>
+        <w:spacing w:before="100" w:beforeAutospacing="1" w:after="100" w:afterAutospacing="1"/>
+        <w:rPr>
+          <w:rFonts w:asciiTheme="majorHAnsi" w:eastAsia="Times New Roman" w:hAnsiTheme="majorHAnsi" w:cs="Times New Roman"/>
           <w:sz w:val="20"/>
           <w:szCs w:val="20"/>
         </w:rPr>
       </w:pPr>
       <w:r>
         <w:rPr>
-          <w:rFonts w:asciiTheme="majorHAnsi" w:hAnsiTheme="majorHAnsi" w:cs="Times New Roman"/>
+          <w:rFonts w:asciiTheme="majorHAnsi" w:eastAsia="Times New Roman" w:hAnsiTheme="majorHAnsi" w:cs="Times New Roman"/>
           <w:sz w:val="20"/>
           <w:szCs w:val="20"/>
         </w:rPr>
-        <w:t>Designed and deployed a production-ready chatbot interface integrated into a web application, combining prompt engineering, knowledge base configuration, and tool-based action handling for accurate clinical query resolution.</w:t>
-      </w:r>
-    </w:p>
-    <w:p>
-      <w:pPr>
-        <w:ind w:left="284" w:right="38"/>
-        <w:rPr>
+        <w:t>Implemented real-time streaming responses with parallel tool execution, exponential backoff retry logic, and a HIPAA-compliant architecture where no PHI is ever persisted</w:t>
+      </w:r>
+    </w:p>
+    <w:p>
+      <w:pPr>
+        <w:pStyle w:val="ListParagraph"/>
+        <w:widowControl/>
+        <w:numPr>
+          <w:ilvl w:val="0"/>
+          <w:numId w:val="1"/>
+        </w:numPr>
+        <w:autoSpaceDE/>
+        <w:autoSpaceDN/>
+        <w:spacing w:before="100" w:beforeAutospacing="1" w:after="100" w:afterAutospacing="1"/>
+        <w:rPr>
+          <w:rFonts w:ascii="Times New Roman" w:eastAsia="Times New Roman" w:hAnsi="Times New Roman" w:cs="Times New Roman"/>
+          <w:sz w:val="24"/>
+          <w:szCs w:val="24"/>
+        </w:rPr>
+      </w:pPr>
+      <w:r>
+        <w:rPr>
+          <w:rFonts w:asciiTheme="majorHAnsi" w:eastAsia="Times New Roman" w:hAnsiTheme="majorHAnsi" w:cs="Times New Roman"/>
           <w:sz w:val="20"/>
           <w:szCs w:val="20"/>
         </w:rPr>
-      </w:pPr>
+        <w:t>Engineered AI-driven clinical insight generation — care gap detection, abnormal lab flagging, and discharge summaries — with a role-aware system prompt that prevents hallucinated medical data.</w:t>
+      </w:r>
       <w:r>
         <w:rPr>
           <w:spacing w:val="-2"/>
@@ -1029,19 +921,11 @@
         </w:rPr>
         <w:t xml:space="preserve"> </w:t>
       </w:r>
-      <w:proofErr w:type="spellStart"/>
-      <w:r>
-        <w:rPr>
-          <w:sz w:val="20"/>
-        </w:rPr>
-        <w:t>Tracxn</w:t>
-      </w:r>
-      <w:proofErr w:type="spellEnd"/>
-      <w:r>
-        <w:rPr>
-          <w:sz w:val="20"/>
-        </w:rPr>
-        <w:t xml:space="preserve"> Technologies Limited – Bengaluru</w:t>
+      <w:r>
+        <w:rPr>
+          <w:sz w:val="20"/>
+        </w:rPr>
+        <w:t>Tracxn Technologies Limited – Bengaluru</w:t>
       </w:r>
       <w:r>
         <w:rPr>
@@ -1166,23 +1050,7 @@
           <w:sz w:val="20"/>
         </w:rPr>
         <w:br/>
-        <w:t xml:space="preserve">Designed zero-shot and schema-constrained prompts for parsing portfolio company data from over 30,000 websites using </w:t>
-      </w:r>
-      <w:proofErr w:type="spellStart"/>
-      <w:r>
-        <w:rPr>
-          <w:spacing w:val="-2"/>
-          <w:sz w:val="20"/>
-        </w:rPr>
-        <w:t>CrawlAI</w:t>
-      </w:r>
-      <w:proofErr w:type="spellEnd"/>
-      <w:r>
-        <w:rPr>
-          <w:spacing w:val="-2"/>
-          <w:sz w:val="20"/>
-        </w:rPr>
-        <w:t>. Created modular, reusable system prompts and versioned output schemas, enabling seamless integration into automation pipelines.</w:t>
+        <w:t>Designed zero-shot and schema-constrained prompts for parsing portfolio company data from over 30,000 websites using CrawlAI. Created modular, reusable system prompts and versioned output schemas, enabling seamless integration into automation pipelines.</w:t>
       </w:r>
     </w:p>
     <w:p>
@@ -1216,39 +1084,7 @@
           <w:sz w:val="20"/>
         </w:rPr>
         <w:br/>
-        <w:t>Migrated and refined prompts across multiple LLM platforms (</w:t>
-      </w:r>
-      <w:proofErr w:type="spellStart"/>
-      <w:r>
-        <w:rPr>
-          <w:spacing w:val="-2"/>
-          <w:sz w:val="20"/>
-        </w:rPr>
-        <w:t>Groq</w:t>
-      </w:r>
-      <w:proofErr w:type="spellEnd"/>
-      <w:r>
-        <w:rPr>
-          <w:spacing w:val="-2"/>
-          <w:sz w:val="20"/>
-        </w:rPr>
-        <w:t xml:space="preserve"> </w:t>
-      </w:r>
-      <w:proofErr w:type="spellStart"/>
-      <w:r>
-        <w:rPr>
-          <w:spacing w:val="-2"/>
-          <w:sz w:val="20"/>
-        </w:rPr>
-        <w:t>LLaMA</w:t>
-      </w:r>
-      <w:proofErr w:type="spellEnd"/>
-      <w:r>
-        <w:rPr>
-          <w:spacing w:val="-2"/>
-          <w:sz w:val="20"/>
-        </w:rPr>
-        <w:t xml:space="preserve"> → Gemini), iteratively improving accuracy, edge case </w:t>
+        <w:t xml:space="preserve">Migrated and refined prompts across multiple LLM platforms (Groq LLaMA → Gemini), iteratively improving accuracy, edge case </w:t>
       </w:r>
       <w:r>
         <w:rPr>
@@ -2271,17 +2107,8 @@
           <w:b/>
           <w:sz w:val="20"/>
         </w:rPr>
-        <w:t xml:space="preserve">Birla Institute of Technology, </w:t>
-      </w:r>
-      <w:proofErr w:type="spellStart"/>
-      <w:r>
-        <w:rPr>
-          <w:b/>
-          <w:sz w:val="20"/>
-        </w:rPr>
-        <w:t>Mesra</w:t>
-      </w:r>
-      <w:proofErr w:type="spellEnd"/>
+        <w:t>Birla Institute of Technology, Mesra</w:t>
+      </w:r>
       <w:r>
         <w:rPr>
           <w:sz w:val="20"/>
@@ -2648,72 +2475,8 @@
           <w:sz w:val="20"/>
           <w:szCs w:val="20"/>
         </w:rPr>
-        <w:t xml:space="preserve">Google Gemini, </w:t>
-      </w:r>
-      <w:proofErr w:type="spellStart"/>
-      <w:r>
-        <w:rPr>
-          <w:rFonts w:asciiTheme="majorHAnsi" w:hAnsiTheme="majorHAnsi"/>
-          <w:sz w:val="20"/>
-          <w:szCs w:val="20"/>
-        </w:rPr>
-        <w:t>Groq</w:t>
-      </w:r>
-      <w:proofErr w:type="spellEnd"/>
-      <w:r>
-        <w:rPr>
-          <w:rFonts w:asciiTheme="majorHAnsi" w:hAnsiTheme="majorHAnsi"/>
-          <w:sz w:val="20"/>
-          <w:szCs w:val="20"/>
-        </w:rPr>
-        <w:t xml:space="preserve"> (</w:t>
-      </w:r>
-      <w:proofErr w:type="spellStart"/>
-      <w:r>
-        <w:rPr>
-          <w:rFonts w:asciiTheme="majorHAnsi" w:hAnsiTheme="majorHAnsi"/>
-          <w:sz w:val="20"/>
-          <w:szCs w:val="20"/>
-        </w:rPr>
-        <w:t>LLaMA</w:t>
-      </w:r>
-      <w:proofErr w:type="spellEnd"/>
-      <w:r>
-        <w:rPr>
-          <w:rFonts w:asciiTheme="majorHAnsi" w:hAnsiTheme="majorHAnsi"/>
-          <w:sz w:val="20"/>
-          <w:szCs w:val="20"/>
-        </w:rPr>
-        <w:t xml:space="preserve">), OpenAI GPT, Azure OpenAI, Azure AI Foundry, </w:t>
-      </w:r>
-      <w:proofErr w:type="spellStart"/>
-      <w:r>
-        <w:rPr>
-          <w:rFonts w:asciiTheme="majorHAnsi" w:hAnsiTheme="majorHAnsi"/>
-          <w:sz w:val="20"/>
-          <w:szCs w:val="20"/>
-        </w:rPr>
-        <w:t>CrawlAI</w:t>
-      </w:r>
-      <w:proofErr w:type="spellEnd"/>
-      <w:r>
-        <w:rPr>
-          <w:rFonts w:asciiTheme="majorHAnsi" w:hAnsiTheme="majorHAnsi"/>
-          <w:sz w:val="20"/>
-          <w:szCs w:val="20"/>
-        </w:rPr>
-        <w:t xml:space="preserve">, Crew AI, </w:t>
-      </w:r>
-      <w:proofErr w:type="spellStart"/>
-      <w:r>
-        <w:rPr>
-          <w:rFonts w:asciiTheme="majorHAnsi" w:hAnsiTheme="majorHAnsi"/>
-          <w:sz w:val="20"/>
-          <w:szCs w:val="20"/>
-        </w:rPr>
-        <w:t>LangChain</w:t>
-      </w:r>
-      <w:proofErr w:type="spellEnd"/>
+        <w:t>Google Gemini, Groq (LLaMA), OpenAI GPT, Azure OpenAI, Azure AI Foundry, CrawlAI, Crew AI, LangChain</w:t>
+      </w:r>
       <w:r>
         <w:rPr>
           <w:rFonts w:asciiTheme="majorHAnsi" w:hAnsiTheme="majorHAnsi"/>
@@ -2759,25 +2522,7 @@
           <w:sz w:val="20"/>
           <w:szCs w:val="20"/>
         </w:rPr>
-        <w:t xml:space="preserve">Python, Node.js, JavaScript, JSON, REST APIs, </w:t>
-      </w:r>
-      <w:proofErr w:type="spellStart"/>
-      <w:r>
-        <w:rPr>
-          <w:rFonts w:asciiTheme="majorHAnsi" w:hAnsiTheme="majorHAnsi"/>
-          <w:sz w:val="20"/>
-          <w:szCs w:val="20"/>
-        </w:rPr>
-        <w:t>OpenAPI</w:t>
-      </w:r>
-      <w:proofErr w:type="spellEnd"/>
-      <w:r>
-        <w:rPr>
-          <w:rFonts w:asciiTheme="majorHAnsi" w:hAnsiTheme="majorHAnsi"/>
-          <w:sz w:val="20"/>
-          <w:szCs w:val="20"/>
-        </w:rPr>
-        <w:t xml:space="preserve"> 3.0, FHIR API Integration, Vector Embeddings, Postman, </w:t>
+        <w:t xml:space="preserve">Python, Node.js, JavaScript, JSON, REST APIs, OpenAPI 3.0, FHIR API Integration, Vector Embeddings, Postman, </w:t>
       </w:r>
       <w:r>
         <w:rPr>
@@ -2816,21 +2561,7 @@
         <w:rPr>
           <w:rFonts w:asciiTheme="majorHAnsi" w:hAnsiTheme="majorHAnsi"/>
         </w:rPr>
-        <w:t xml:space="preserve">Azure OpenAI, Azure AI Foundry, ML troubleshooting, </w:t>
-      </w:r>
-      <w:proofErr w:type="spellStart"/>
-      <w:r>
-        <w:rPr>
-          <w:rFonts w:asciiTheme="majorHAnsi" w:hAnsiTheme="majorHAnsi"/>
-        </w:rPr>
-        <w:t>promptOps</w:t>
-      </w:r>
-      <w:proofErr w:type="spellEnd"/>
-      <w:r>
-        <w:rPr>
-          <w:rFonts w:asciiTheme="majorHAnsi" w:hAnsiTheme="majorHAnsi"/>
-        </w:rPr>
-        <w:t xml:space="preserve"> integration, API Authentication (Bearer Tokens)</w:t>
+        <w:t>Azure OpenAI, Azure AI Foundry, ML troubleshooting, promptOps integration, API Authentication (Bearer Tokens)</w:t>
       </w:r>
     </w:p>
     <w:p>
@@ -2854,13 +2585,7 @@
         <w:rPr>
           <w:rFonts w:asciiTheme="majorHAnsi" w:hAnsiTheme="majorHAnsi"/>
         </w:rPr>
-        <w:t>Chatbot Development, Healthcare AI Integration (FHIR), Knowledge transfer, documentation, edge case handling, team enablement</w:t>
-      </w:r>
-      <w:r>
-        <w:rPr>
-          <w:rFonts w:asciiTheme="majorHAnsi" w:hAnsiTheme="majorHAnsi"/>
-        </w:rPr>
-        <w:t>.</w:t>
+        <w:t>Chatbot Development, Healthcare AI Integration (FHIR), Knowledge transfer, documentation, edge case handling, team enablement.</w:t>
       </w:r>
     </w:p>
     <w:p>
@@ -3158,21 +2883,7 @@
         <w:rPr>
           <w:sz w:val="20"/>
         </w:rPr>
-        <w:t xml:space="preserve"> CAT – 99.34 Percentile, XAT – 97.11 Percentile, GMAT FE – 98 Percentile (705 </w:t>
-      </w:r>
-      <w:proofErr w:type="gramStart"/>
-      <w:r>
-        <w:rPr>
-          <w:sz w:val="20"/>
-        </w:rPr>
-        <w:t>Score</w:t>
-      </w:r>
-      <w:proofErr w:type="gramEnd"/>
-      <w:r>
-        <w:rPr>
-          <w:sz w:val="20"/>
-        </w:rPr>
-        <w:t>)</w:t>
+        <w:t xml:space="preserve"> CAT – 99.34 Percentile, XAT – 97.11 Percentile, GMAT FE – 98 Percentile (705 Score)</w:t>
       </w:r>
     </w:p>
     <w:p>
@@ -3195,21 +2906,7 @@
         <w:rPr>
           <w:sz w:val="20"/>
         </w:rPr>
-        <w:t xml:space="preserve">The probation period in </w:t>
-      </w:r>
-      <w:proofErr w:type="spellStart"/>
-      <w:r>
-        <w:rPr>
-          <w:sz w:val="20"/>
-        </w:rPr>
-        <w:t>Rsystems</w:t>
-      </w:r>
-      <w:proofErr w:type="spellEnd"/>
-      <w:r>
-        <w:rPr>
-          <w:sz w:val="20"/>
-        </w:rPr>
-        <w:t xml:space="preserve"> was 3 months but I got a full time offer within 2 months.</w:t>
+        <w:t>The probation period in Rsystems was 3 months but I got a full time offer within 2 months.</w:t>
       </w:r>
     </w:p>
     <w:sectPr>
